--- a/internal_doc/03.开发设计/Story-JsonTypes.docx
+++ b/internal_doc/03.开发设计/Story-JsonTypes.docx
@@ -277,9 +277,6 @@
     <w:p>
       <w:pPr>
         <w:pStyle w:val="Heading3"/>
-        <w:rPr>
-          <w:rFonts w:hint="eastAsia"/>
-        </w:rPr>
       </w:pPr>
       <w:r>
         <w:rPr>
@@ -347,9 +344,6 @@
           <w:p>
             <w:pPr>
               <w:ind w:left="0"/>
-              <w:rPr>
-                <w:rFonts w:hint="eastAsia"/>
-              </w:rPr>
             </w:pPr>
             <w:r>
               <w:rPr>
@@ -377,19 +371,10 @@
         </w:tc>
       </w:tr>
     </w:tbl>
-    <w:p>
-      <w:pPr>
-        <w:rPr>
-          <w:rFonts w:hint="eastAsia"/>
-        </w:rPr>
-      </w:pPr>
-    </w:p>
+    <w:p/>
     <w:p>
       <w:pPr>
         <w:pStyle w:val="Heading4"/>
-        <w:rPr>
-          <w:rFonts w:hint="eastAsia"/>
-        </w:rPr>
       </w:pPr>
       <w:r>
         <w:rPr>
@@ -399,11 +384,6 @@
       </w:r>
     </w:p>
     <w:p>
-      <w:pPr>
-        <w:rPr>
-          <w:rFonts w:hint="eastAsia"/>
-        </w:rPr>
-      </w:pPr>
       <w:r>
         <w:rPr>
           <w:rFonts w:hint="eastAsia"/>
@@ -418,11 +398,6 @@
       </w:r>
     </w:p>
     <w:p>
-      <w:pPr>
-        <w:rPr>
-          <w:rFonts w:hint="eastAsia"/>
-        </w:rPr>
-      </w:pPr>
       <w:r>
         <w:rPr>
           <w:rFonts w:hint="eastAsia"/>
@@ -430,19 +405,8 @@
         <w:t>db.foo.bar.insert({a:ObjectId()}) ;</w:t>
       </w:r>
     </w:p>
-    <w:p>
-      <w:pPr>
-        <w:rPr>
-          <w:rFonts w:hint="eastAsia"/>
-        </w:rPr>
-      </w:pPr>
-    </w:p>
-    <w:p>
-      <w:pPr>
-        <w:rPr>
-          <w:rFonts w:hint="eastAsia"/>
-        </w:rPr>
-      </w:pPr>
+    <w:p/>
+    <w:p>
       <w:r>
         <w:rPr>
           <w:rFonts w:hint="eastAsia"/>
@@ -457,11 +421,6 @@
       </w:r>
     </w:p>
     <w:p>
-      <w:pPr>
-        <w:rPr>
-          <w:rFonts w:hint="eastAsia"/>
-        </w:rPr>
-      </w:pPr>
       <w:r>
         <w:rPr>
           <w:rFonts w:hint="eastAsia"/>
@@ -478,19 +437,10 @@
         <w:t>")})</w:t>
       </w:r>
     </w:p>
-    <w:p>
-      <w:pPr>
-        <w:rPr>
-          <w:rFonts w:hint="eastAsia"/>
-        </w:rPr>
-      </w:pPr>
-    </w:p>
+    <w:p/>
     <w:p>
       <w:pPr>
         <w:pStyle w:val="Heading3"/>
-        <w:rPr>
-          <w:rFonts w:hint="eastAsia"/>
-        </w:rPr>
       </w:pPr>
       <w:r>
         <w:rPr>
@@ -558,27 +508,12 @@
           <w:p>
             <w:pPr>
               <w:ind w:left="0"/>
-              <w:rPr>
-                <w:rFonts w:hint="eastAsia"/>
-              </w:rPr>
-            </w:pPr>
-            <w:r>
-              <w:rPr>
-                <w:rFonts w:hint="eastAsia"/>
-              </w:rPr>
-              <w:t>{"$</w:t>
-            </w:r>
-            <w:r>
-              <w:rPr>
-                <w:rFonts w:hint="eastAsia"/>
-              </w:rPr>
-              <w:t>timestamp": t</w:t>
-            </w:r>
-            <w:r>
-              <w:rPr>
-                <w:rFonts w:hint="eastAsia"/>
-              </w:rPr>
-              <w:t>}</w:t>
+            </w:pPr>
+            <w:r>
+              <w:rPr>
+                <w:rFonts w:hint="eastAsia"/>
+              </w:rPr>
+              <w:t>{"$timestamp": t}</w:t>
             </w:r>
           </w:p>
         </w:tc>
@@ -594,43 +529,16 @@
               <w:rPr>
                 <w:rFonts w:hint="eastAsia"/>
               </w:rPr>
-              <w:t>Timestamp</w:t>
-            </w:r>
-            <w:r>
-              <w:rPr>
-                <w:rFonts w:hint="eastAsia"/>
-              </w:rPr>
-              <w:t>(</w:t>
-            </w:r>
-            <w:r>
-              <w:rPr>
-                <w:rFonts w:hint="eastAsia"/>
-              </w:rPr>
-              <w:t>t</w:t>
-            </w:r>
-            <w:r>
-              <w:rPr>
-                <w:rFonts w:hint="eastAsia"/>
-              </w:rPr>
-              <w:t>)</w:t>
+              <w:t>Timestamp(t)</w:t>
             </w:r>
           </w:p>
         </w:tc>
       </w:tr>
     </w:tbl>
-    <w:p>
-      <w:pPr>
-        <w:rPr>
-          <w:rFonts w:hint="eastAsia"/>
-        </w:rPr>
-      </w:pPr>
-    </w:p>
+    <w:p/>
     <w:p>
       <w:pPr>
         <w:pStyle w:val="Heading4"/>
-        <w:rPr>
-          <w:rFonts w:hint="eastAsia"/>
-        </w:rPr>
       </w:pPr>
       <w:r>
         <w:rPr>
@@ -641,11 +549,6 @@
       </w:r>
     </w:p>
     <w:p>
-      <w:pPr>
-        <w:rPr>
-          <w:rFonts w:hint="eastAsia"/>
-        </w:rPr>
-      </w:pPr>
       <w:r>
         <w:rPr>
           <w:rFonts w:hint="eastAsia"/>
@@ -654,11 +557,6 @@
       </w:r>
     </w:p>
     <w:p>
-      <w:pPr>
-        <w:rPr>
-          <w:rFonts w:hint="eastAsia"/>
-        </w:rPr>
-      </w:pPr>
       <w:r>
         <w:rPr>
           <w:rFonts w:hint="eastAsia"/>
@@ -666,19 +564,8 @@
         <w:t>db.foo.bar.insert({a:Timestamp()})</w:t>
       </w:r>
     </w:p>
-    <w:p>
-      <w:pPr>
-        <w:rPr>
-          <w:rFonts w:hint="eastAsia"/>
-        </w:rPr>
-      </w:pPr>
-    </w:p>
-    <w:p>
-      <w:pPr>
-        <w:rPr>
-          <w:rFonts w:hint="eastAsia"/>
-        </w:rPr>
-      </w:pPr>
+    <w:p/>
+    <w:p>
       <w:r>
         <w:rPr>
           <w:rFonts w:hint="eastAsia"/>
@@ -687,11 +574,6 @@
       </w:r>
     </w:p>
     <w:p>
-      <w:pPr>
-        <w:rPr>
-          <w:rFonts w:hint="eastAsia"/>
-        </w:rPr>
-      </w:pPr>
       <w:r>
         <w:rPr>
           <w:rFonts w:hint="eastAsia"/>
@@ -709,11 +591,6 @@
       </w:r>
     </w:p>
     <w:p>
-      <w:pPr>
-        <w:rPr>
-          <w:rFonts w:hint="eastAsia"/>
-        </w:rPr>
-      </w:pPr>
       <w:r>
         <w:rPr>
           <w:rFonts w:hint="eastAsia"/>
@@ -722,11 +599,6 @@
       </w:r>
     </w:p>
     <w:p>
-      <w:pPr>
-        <w:rPr>
-          <w:rFonts w:hint="eastAsia"/>
-        </w:rPr>
-      </w:pPr>
       <w:r>
         <w:rPr>
           <w:rFonts w:hint="eastAsia"/>
@@ -737,9 +609,6 @@
     <w:p>
       <w:pPr>
         <w:pStyle w:val="Heading3"/>
-        <w:rPr>
-          <w:rFonts w:hint="eastAsia"/>
-        </w:rPr>
       </w:pPr>
       <w:r>
         <w:rPr>
@@ -807,9 +676,6 @@
           <w:p>
             <w:pPr>
               <w:ind w:left="0"/>
-              <w:rPr>
-                <w:rFonts w:hint="eastAsia"/>
-              </w:rPr>
             </w:pPr>
             <w:r>
               <w:rPr>
@@ -855,19 +721,10 @@
         </w:tc>
       </w:tr>
     </w:tbl>
-    <w:p>
-      <w:pPr>
-        <w:rPr>
-          <w:rFonts w:hint="eastAsia"/>
-        </w:rPr>
-      </w:pPr>
-    </w:p>
+    <w:p/>
     <w:p>
       <w:pPr>
         <w:pStyle w:val="Heading4"/>
-        <w:rPr>
-          <w:rFonts w:hint="eastAsia"/>
-        </w:rPr>
       </w:pPr>
       <w:r>
         <w:rPr>
@@ -877,11 +734,6 @@
       </w:r>
     </w:p>
     <w:p>
-      <w:pPr>
-        <w:rPr>
-          <w:rFonts w:hint="eastAsia"/>
-        </w:rPr>
-      </w:pPr>
       <w:r>
         <w:rPr>
           <w:rFonts w:hint="eastAsia"/>
@@ -890,11 +742,6 @@
       </w:r>
     </w:p>
     <w:p>
-      <w:pPr>
-        <w:rPr>
-          <w:rFonts w:hint="eastAsia"/>
-        </w:rPr>
-      </w:pPr>
       <w:r>
         <w:rPr>
           <w:rFonts w:hint="eastAsia"/>
@@ -902,19 +749,8 @@
         <w:t>db.foo.bar.insert({a:SdbDate()})</w:t>
       </w:r>
     </w:p>
-    <w:p>
-      <w:pPr>
-        <w:rPr>
-          <w:rFonts w:hint="eastAsia"/>
-        </w:rPr>
-      </w:pPr>
-    </w:p>
-    <w:p>
-      <w:pPr>
-        <w:rPr>
-          <w:rFonts w:hint="eastAsia"/>
-        </w:rPr>
-      </w:pPr>
+    <w:p/>
+    <w:p>
       <w:r>
         <w:rPr>
           <w:rFonts w:hint="eastAsia"/>
@@ -923,11 +759,6 @@
       </w:r>
     </w:p>
     <w:p>
-      <w:pPr>
-        <w:rPr>
-          <w:rFonts w:hint="eastAsia"/>
-        </w:rPr>
-      </w:pPr>
       <w:r>
         <w:rPr>
           <w:rFonts w:hint="eastAsia"/>
@@ -944,19 +775,10 @@
         <w:t>")})</w:t>
       </w:r>
     </w:p>
-    <w:p>
-      <w:pPr>
-        <w:rPr>
-          <w:rFonts w:hint="eastAsia"/>
-        </w:rPr>
-      </w:pPr>
-    </w:p>
+    <w:p/>
     <w:p>
       <w:pPr>
         <w:pStyle w:val="Heading3"/>
-        <w:rPr>
-          <w:rFonts w:hint="eastAsia"/>
-        </w:rPr>
       </w:pPr>
       <w:r>
         <w:rPr>
@@ -1024,33 +846,12 @@
           <w:p>
             <w:pPr>
               <w:ind w:left="0"/>
-              <w:rPr>
-                <w:rFonts w:hint="eastAsia"/>
-              </w:rPr>
-            </w:pPr>
-            <w:r>
-              <w:rPr>
-                <w:rFonts w:hint="eastAsia"/>
-              </w:rPr>
-              <w:t>{"$</w:t>
-            </w:r>
-            <w:r>
-              <w:rPr>
-                <w:rFonts w:hint="eastAsia"/>
-              </w:rPr>
-              <w:t>regex</w:t>
-            </w:r>
-            <w:r>
-              <w:rPr>
-                <w:rFonts w:hint="eastAsia"/>
-              </w:rPr>
-              <w:t xml:space="preserve">": </w:t>
-            </w:r>
-            <w:r>
-              <w:rPr>
-                <w:rFonts w:hint="eastAsia"/>
-              </w:rPr>
-              <w:t>regex, "$options":options }</w:t>
+            </w:pPr>
+            <w:r>
+              <w:rPr>
+                <w:rFonts w:hint="eastAsia"/>
+              </w:rPr>
+              <w:t>{"$regex": regex, "$options":options }</w:t>
             </w:r>
           </w:p>
         </w:tc>
@@ -1066,37 +867,16 @@
               <w:rPr>
                 <w:rFonts w:hint="eastAsia"/>
               </w:rPr>
-              <w:t>Regex</w:t>
-            </w:r>
-            <w:r>
-              <w:rPr>
-                <w:rFonts w:hint="eastAsia"/>
-              </w:rPr>
-              <w:t>(</w:t>
-            </w:r>
-            <w:r>
-              <w:rPr>
-                <w:rFonts w:hint="eastAsia"/>
-              </w:rPr>
-              <w:t>regex, options)</w:t>
+              <w:t>Regex(regex, options)</w:t>
             </w:r>
           </w:p>
         </w:tc>
       </w:tr>
     </w:tbl>
-    <w:p>
-      <w:pPr>
-        <w:rPr>
-          <w:rFonts w:hint="eastAsia"/>
-        </w:rPr>
-      </w:pPr>
-    </w:p>
+    <w:p/>
     <w:p>
       <w:pPr>
         <w:pStyle w:val="Heading4"/>
-        <w:rPr>
-          <w:rFonts w:hint="eastAsia"/>
-        </w:rPr>
       </w:pPr>
       <w:r>
         <w:rPr>
@@ -1106,11 +886,6 @@
       </w:r>
     </w:p>
     <w:p>
-      <w:pPr>
-        <w:rPr>
-          <w:rFonts w:hint="eastAsia"/>
-        </w:rPr>
-      </w:pPr>
       <w:r>
         <w:rPr>
           <w:rFonts w:hint="eastAsia"/>
@@ -1119,11 +894,6 @@
       </w:r>
     </w:p>
     <w:p>
-      <w:pPr>
-        <w:rPr>
-          <w:rFonts w:hint="eastAsia"/>
-        </w:rPr>
-      </w:pPr>
       <w:r>
         <w:rPr>
           <w:rFonts w:hint="eastAsia"/>
@@ -1131,19 +901,10 @@
         <w:t>db.foo.bar.insert({a:Regex("dh.*fj", "i")})</w:t>
       </w:r>
     </w:p>
-    <w:p>
-      <w:pPr>
-        <w:rPr>
-          <w:rFonts w:hint="eastAsia"/>
-        </w:rPr>
-      </w:pPr>
-    </w:p>
+    <w:p/>
     <w:p>
       <w:pPr>
         <w:pStyle w:val="Heading3"/>
-        <w:rPr>
-          <w:rFonts w:hint="eastAsia"/>
-        </w:rPr>
       </w:pPr>
       <w:r>
         <w:rPr>
@@ -1212,63 +973,12 @@
           <w:p>
             <w:pPr>
               <w:ind w:left="0"/>
-              <w:rPr>
-                <w:rFonts w:hint="eastAsia"/>
-              </w:rPr>
-            </w:pPr>
-            <w:r>
-              <w:rPr>
-                <w:rFonts w:hint="eastAsia"/>
-              </w:rPr>
-              <w:t>{"$</w:t>
-            </w:r>
-            <w:r>
-              <w:rPr>
-                <w:rFonts w:hint="eastAsia"/>
-              </w:rPr>
-              <w:t>binary</w:t>
-            </w:r>
-            <w:r>
-              <w:rPr>
-                <w:rFonts w:hint="eastAsia"/>
-              </w:rPr>
-              <w:t xml:space="preserve">": </w:t>
-            </w:r>
-            <w:r>
-              <w:rPr>
-                <w:rFonts w:hint="eastAsia"/>
-              </w:rPr>
-              <w:t>b</w:t>
-            </w:r>
-            <w:r>
-              <w:rPr>
-                <w:rFonts w:hint="eastAsia"/>
-              </w:rPr>
-              <w:t>, "$</w:t>
-            </w:r>
-            <w:r>
-              <w:rPr>
-                <w:rFonts w:hint="eastAsia"/>
-              </w:rPr>
-              <w:t>type</w:t>
-            </w:r>
-            <w:r>
-              <w:rPr>
-                <w:rFonts w:hint="eastAsia"/>
-              </w:rPr>
-              <w:t>":</w:t>
-            </w:r>
-            <w:r>
-              <w:rPr>
-                <w:rFonts w:hint="eastAsia"/>
-              </w:rPr>
-              <w:t>t</w:t>
-            </w:r>
-            <w:r>
-              <w:rPr>
-                <w:rFonts w:hint="eastAsia"/>
-              </w:rPr>
-              <w:t xml:space="preserve"> }</w:t>
+            </w:pPr>
+            <w:r>
+              <w:rPr>
+                <w:rFonts w:hint="eastAsia"/>
+              </w:rPr>
+              <w:t>{"$binary": b, "$type":t }</w:t>
             </w:r>
           </w:p>
         </w:tc>
@@ -1284,55 +994,16 @@
               <w:rPr>
                 <w:rFonts w:hint="eastAsia"/>
               </w:rPr>
-              <w:t>BinData</w:t>
-            </w:r>
-            <w:r>
-              <w:rPr>
-                <w:rFonts w:hint="eastAsia"/>
-              </w:rPr>
-              <w:t>(</w:t>
-            </w:r>
-            <w:r>
-              <w:rPr>
-                <w:rFonts w:hint="eastAsia"/>
-              </w:rPr>
-              <w:t>b</w:t>
-            </w:r>
-            <w:r>
-              <w:rPr>
-                <w:rFonts w:hint="eastAsia"/>
-              </w:rPr>
-              <w:t xml:space="preserve">, </w:t>
-            </w:r>
-            <w:r>
-              <w:rPr>
-                <w:rFonts w:hint="eastAsia"/>
-              </w:rPr>
-              <w:t>t</w:t>
-            </w:r>
-            <w:r>
-              <w:rPr>
-                <w:rFonts w:hint="eastAsia"/>
-              </w:rPr>
-              <w:t>)</w:t>
+              <w:t>BinData(b, t)</w:t>
             </w:r>
           </w:p>
         </w:tc>
       </w:tr>
     </w:tbl>
-    <w:p>
-      <w:pPr>
-        <w:rPr>
-          <w:rFonts w:hint="eastAsia"/>
-        </w:rPr>
-      </w:pPr>
-    </w:p>
+    <w:p/>
     <w:p>
       <w:pPr>
         <w:pStyle w:val="Heading4"/>
-        <w:rPr>
-          <w:rFonts w:hint="eastAsia"/>
-        </w:rPr>
       </w:pPr>
       <w:r>
         <w:rPr>
@@ -1344,9 +1015,6 @@
     <w:p>
       <w:pPr>
         <w:pStyle w:val="HTMLPreformatted"/>
-        <w:rPr>
-          <w:rFonts w:hint="eastAsia"/>
-        </w:rPr>
       </w:pPr>
       <w:r>
         <w:rPr>
@@ -1358,13 +1026,31 @@
     <w:p>
       <w:pPr>
         <w:pStyle w:val="HTMLPreformatted"/>
+        <w:rPr>
+          <w:rFonts w:asciiTheme="minorHAnsi" w:eastAsiaTheme="minorEastAsia" w:hAnsiTheme="minorHAnsi" w:cstheme="minorBidi"/>
+          <w:kern w:val="2"/>
+          <w:sz w:val="21"/>
+          <w:szCs w:val="22"/>
+        </w:rPr>
+      </w:pPr>
+      <w:r>
         <w:rPr>
           <w:rFonts w:asciiTheme="minorHAnsi" w:eastAsiaTheme="minorEastAsia" w:hAnsiTheme="minorHAnsi" w:cstheme="minorBidi" w:hint="eastAsia"/>
           <w:kern w:val="2"/>
           <w:sz w:val="21"/>
           <w:szCs w:val="22"/>
         </w:rPr>
-      </w:pPr>
+        <w:t>db.foo.bar.insert({a:BinData("</w:t>
+      </w:r>
+      <w:r>
+        <w:rPr>
+          <w:rFonts w:asciiTheme="minorHAnsi" w:eastAsiaTheme="minorEastAsia" w:hAnsiTheme="minorHAnsi" w:cstheme="minorBidi"/>
+          <w:kern w:val="2"/>
+          <w:sz w:val="21"/>
+          <w:szCs w:val="22"/>
+        </w:rPr>
+        <w:t>aGVsbG8gd29ybGQ</w:t>
+      </w:r>
       <w:r>
         <w:rPr>
           <w:rFonts w:asciiTheme="minorHAnsi" w:eastAsiaTheme="minorEastAsia" w:hAnsiTheme="minorHAnsi" w:cstheme="minorBidi" w:hint="eastAsia"/>
@@ -1372,17 +1058,19 @@
           <w:sz w:val="21"/>
           <w:szCs w:val="22"/>
         </w:rPr>
-        <w:t>db.foo.bar.insert({a:BinData("</w:t>
-      </w:r>
-      <w:r>
+        <w:t>=", "1" )})</w:t>
+      </w:r>
+    </w:p>
+    <w:p>
+      <w:pPr>
+        <w:pStyle w:val="HTMLPreformatted"/>
         <w:rPr>
           <w:rFonts w:asciiTheme="minorHAnsi" w:eastAsiaTheme="minorEastAsia" w:hAnsiTheme="minorHAnsi" w:cstheme="minorBidi"/>
           <w:kern w:val="2"/>
           <w:sz w:val="21"/>
           <w:szCs w:val="22"/>
         </w:rPr>
-        <w:t>aGVsbG8gd29ybGQ</w:t>
-      </w:r>
+      </w:pPr>
       <w:r>
         <w:rPr>
           <w:rFonts w:asciiTheme="minorHAnsi" w:eastAsiaTheme="minorEastAsia" w:hAnsiTheme="minorHAnsi" w:cstheme="minorBidi" w:hint="eastAsia"/>
@@ -1390,19 +1078,37 @@
           <w:sz w:val="21"/>
           <w:szCs w:val="22"/>
         </w:rPr>
-        <w:t>=", "1" )})</w:t>
+        <w:t>或者</w:t>
       </w:r>
     </w:p>
     <w:p>
       <w:pPr>
         <w:pStyle w:val="HTMLPreformatted"/>
+        <w:rPr>
+          <w:rFonts w:asciiTheme="minorHAnsi" w:eastAsiaTheme="minorEastAsia" w:hAnsiTheme="minorHAnsi" w:cstheme="minorBidi"/>
+          <w:kern w:val="2"/>
+          <w:sz w:val="21"/>
+          <w:szCs w:val="22"/>
+        </w:rPr>
+      </w:pPr>
+      <w:r>
         <w:rPr>
           <w:rFonts w:asciiTheme="minorHAnsi" w:eastAsiaTheme="minorEastAsia" w:hAnsiTheme="minorHAnsi" w:cstheme="minorBidi" w:hint="eastAsia"/>
           <w:kern w:val="2"/>
           <w:sz w:val="21"/>
           <w:szCs w:val="22"/>
         </w:rPr>
-      </w:pPr>
+        <w:t>db.foo.bar.insert({a:BinData("</w:t>
+      </w:r>
+      <w:r>
+        <w:rPr>
+          <w:rFonts w:asciiTheme="minorHAnsi" w:eastAsiaTheme="minorEastAsia" w:hAnsiTheme="minorHAnsi" w:cstheme="minorBidi"/>
+          <w:kern w:val="2"/>
+          <w:sz w:val="21"/>
+          <w:szCs w:val="22"/>
+        </w:rPr>
+        <w:t>aGVsbG8gd29ybGQ</w:t>
+      </w:r>
       <w:r>
         <w:rPr>
           <w:rFonts w:asciiTheme="minorHAnsi" w:eastAsiaTheme="minorEastAsia" w:hAnsiTheme="minorHAnsi" w:cstheme="minorBidi" w:hint="eastAsia"/>
@@ -1410,19 +1116,17 @@
           <w:sz w:val="21"/>
           <w:szCs w:val="22"/>
         </w:rPr>
-        <w:t>或者</w:t>
-      </w:r>
-    </w:p>
-    <w:p>
-      <w:pPr>
-        <w:pStyle w:val="HTMLPreformatted"/>
+        <w:t>="</w:t>
+      </w:r>
+      <w:r>
         <w:rPr>
           <w:rFonts w:asciiTheme="minorHAnsi" w:eastAsiaTheme="minorEastAsia" w:hAnsiTheme="minorHAnsi" w:cstheme="minorBidi" w:hint="eastAsia"/>
           <w:kern w:val="2"/>
           <w:sz w:val="21"/>
           <w:szCs w:val="22"/>
         </w:rPr>
-      </w:pPr>
+        <w:t>, 1</w:t>
+      </w:r>
       <w:r>
         <w:rPr>
           <w:rFonts w:asciiTheme="minorHAnsi" w:eastAsiaTheme="minorEastAsia" w:hAnsiTheme="minorHAnsi" w:cstheme="minorBidi" w:hint="eastAsia"/>
@@ -1430,62 +1134,23 @@
           <w:sz w:val="21"/>
           <w:szCs w:val="22"/>
         </w:rPr>
-        <w:t>db.foo.bar.insert({a:BinData("</w:t>
-      </w:r>
-      <w:r>
+        <w:t xml:space="preserve"> )})</w:t>
+      </w:r>
+    </w:p>
+    <w:p>
+      <w:pPr>
+        <w:pStyle w:val="HTMLPreformatted"/>
         <w:rPr>
           <w:rFonts w:asciiTheme="minorHAnsi" w:eastAsiaTheme="minorEastAsia" w:hAnsiTheme="minorHAnsi" w:cstheme="minorBidi"/>
           <w:kern w:val="2"/>
           <w:sz w:val="21"/>
           <w:szCs w:val="22"/>
         </w:rPr>
-        <w:t>aGVsbG8gd29ybGQ</w:t>
-      </w:r>
-      <w:r>
-        <w:rPr>
-          <w:rFonts w:asciiTheme="minorHAnsi" w:eastAsiaTheme="minorEastAsia" w:hAnsiTheme="minorHAnsi" w:cstheme="minorBidi" w:hint="eastAsia"/>
-          <w:kern w:val="2"/>
-          <w:sz w:val="21"/>
-          <w:szCs w:val="22"/>
-        </w:rPr>
-        <w:t>="</w:t>
-      </w:r>
-      <w:r>
-        <w:rPr>
-          <w:rFonts w:asciiTheme="minorHAnsi" w:eastAsiaTheme="minorEastAsia" w:hAnsiTheme="minorHAnsi" w:cstheme="minorBidi" w:hint="eastAsia"/>
-          <w:kern w:val="2"/>
-          <w:sz w:val="21"/>
-          <w:szCs w:val="22"/>
-        </w:rPr>
-        <w:t>, 1</w:t>
-      </w:r>
-      <w:r>
-        <w:rPr>
-          <w:rFonts w:asciiTheme="minorHAnsi" w:eastAsiaTheme="minorEastAsia" w:hAnsiTheme="minorHAnsi" w:cstheme="minorBidi" w:hint="eastAsia"/>
-          <w:kern w:val="2"/>
-          <w:sz w:val="21"/>
-          <w:szCs w:val="22"/>
-        </w:rPr>
-        <w:t xml:space="preserve"> )})</w:t>
-      </w:r>
-    </w:p>
-    <w:p>
-      <w:pPr>
-        <w:pStyle w:val="HTMLPreformatted"/>
-        <w:rPr>
-          <w:rFonts w:asciiTheme="minorHAnsi" w:eastAsiaTheme="minorEastAsia" w:hAnsiTheme="minorHAnsi" w:cstheme="minorBidi" w:hint="eastAsia"/>
-          <w:kern w:val="2"/>
-          <w:sz w:val="21"/>
-          <w:szCs w:val="22"/>
-        </w:rPr>
       </w:pPr>
     </w:p>
     <w:p>
       <w:pPr>
         <w:pStyle w:val="Heading3"/>
-        <w:rPr>
-          <w:rFonts w:hint="eastAsia"/>
-        </w:rPr>
       </w:pPr>
       <w:r>
         <w:rPr>
@@ -1553,39 +1218,12 @@
           <w:p>
             <w:pPr>
               <w:ind w:left="0"/>
-              <w:rPr>
-                <w:rFonts w:hint="eastAsia"/>
-              </w:rPr>
-            </w:pPr>
-            <w:r>
-              <w:rPr>
-                <w:rFonts w:hint="eastAsia"/>
-              </w:rPr>
-              <w:t>{"$</w:t>
-            </w:r>
-            <w:r>
-              <w:rPr>
-                <w:rFonts w:hint="eastAsia"/>
-              </w:rPr>
-              <w:t>minKey</w:t>
-            </w:r>
-            <w:r>
-              <w:rPr>
-                <w:rFonts w:hint="eastAsia"/>
-              </w:rPr>
-              <w:t>":</w:t>
-            </w:r>
-            <w:r>
-              <w:rPr>
-                <w:rFonts w:hint="eastAsia"/>
-              </w:rPr>
-              <w:t>1</w:t>
-            </w:r>
-            <w:r>
-              <w:rPr>
-                <w:rFonts w:hint="eastAsia"/>
-              </w:rPr>
-              <w:t xml:space="preserve"> }</w:t>
+            </w:pPr>
+            <w:r>
+              <w:rPr>
+                <w:rFonts w:hint="eastAsia"/>
+              </w:rPr>
+              <w:t>{"$minKey":1 }</w:t>
             </w:r>
           </w:p>
         </w:tc>
@@ -1607,19 +1245,10 @@
         </w:tc>
       </w:tr>
     </w:tbl>
-    <w:p>
-      <w:pPr>
-        <w:rPr>
-          <w:rFonts w:hint="eastAsia"/>
-        </w:rPr>
-      </w:pPr>
-    </w:p>
+    <w:p/>
     <w:p>
       <w:pPr>
         <w:pStyle w:val="Heading4"/>
-        <w:rPr>
-          <w:rFonts w:hint="eastAsia"/>
-        </w:rPr>
       </w:pPr>
       <w:r>
         <w:rPr>
@@ -1629,11 +1258,6 @@
       </w:r>
     </w:p>
     <w:p>
-      <w:pPr>
-        <w:rPr>
-          <w:rFonts w:hint="eastAsia"/>
-        </w:rPr>
-      </w:pPr>
       <w:r>
         <w:rPr>
           <w:rFonts w:hint="eastAsia"/>
@@ -1648,11 +1272,6 @@
       </w:r>
     </w:p>
     <w:p>
-      <w:pPr>
-        <w:rPr>
-          <w:rFonts w:hint="eastAsia"/>
-        </w:rPr>
-      </w:pPr>
       <w:r>
         <w:rPr>
           <w:rFonts w:hint="eastAsia"/>
@@ -1660,19 +1279,10 @@
         <w:t>db.foo.bar.insert({a:MinKey()})</w:t>
       </w:r>
     </w:p>
-    <w:p>
-      <w:pPr>
-        <w:rPr>
-          <w:rFonts w:hint="eastAsia"/>
-        </w:rPr>
-      </w:pPr>
-    </w:p>
+    <w:p/>
     <w:p>
       <w:pPr>
         <w:pStyle w:val="Heading3"/>
-        <w:rPr>
-          <w:rFonts w:hint="eastAsia"/>
-        </w:rPr>
       </w:pPr>
       <w:r>
         <w:rPr>
@@ -1740,27 +1350,12 @@
           <w:p>
             <w:pPr>
               <w:ind w:left="0"/>
-              <w:rPr>
-                <w:rFonts w:hint="eastAsia"/>
-              </w:rPr>
-            </w:pPr>
-            <w:r>
-              <w:rPr>
-                <w:rFonts w:hint="eastAsia"/>
-              </w:rPr>
-              <w:t>{"$</w:t>
-            </w:r>
-            <w:r>
-              <w:rPr>
-                <w:rFonts w:hint="eastAsia"/>
-              </w:rPr>
-              <w:t>maxKey</w:t>
-            </w:r>
-            <w:r>
-              <w:rPr>
-                <w:rFonts w:hint="eastAsia"/>
-              </w:rPr>
-              <w:t>":1 }</w:t>
+            </w:pPr>
+            <w:r>
+              <w:rPr>
+                <w:rFonts w:hint="eastAsia"/>
+              </w:rPr>
+              <w:t>{"$maxKey":1 }</w:t>
             </w:r>
           </w:p>
         </w:tc>
@@ -1776,37 +1371,16 @@
               <w:rPr>
                 <w:rFonts w:hint="eastAsia"/>
               </w:rPr>
-              <w:t>Max</w:t>
-            </w:r>
-            <w:r>
-              <w:rPr>
-                <w:rFonts w:hint="eastAsia"/>
-              </w:rPr>
-              <w:t>Key</w:t>
-            </w:r>
-            <w:r>
-              <w:rPr>
-                <w:rFonts w:hint="eastAsia"/>
-              </w:rPr>
-              <w:t>()</w:t>
+              <w:t>MaxKey()</w:t>
             </w:r>
           </w:p>
         </w:tc>
       </w:tr>
     </w:tbl>
-    <w:p>
-      <w:pPr>
-        <w:rPr>
-          <w:rFonts w:hint="eastAsia"/>
-        </w:rPr>
-      </w:pPr>
-    </w:p>
+    <w:p/>
     <w:p>
       <w:pPr>
         <w:pStyle w:val="Heading4"/>
-        <w:rPr>
-          <w:rFonts w:hint="eastAsia"/>
-        </w:rPr>
       </w:pPr>
       <w:r>
         <w:rPr>
@@ -1816,11 +1390,6 @@
       </w:r>
     </w:p>
     <w:p>
-      <w:pPr>
-        <w:rPr>
-          <w:rFonts w:hint="eastAsia"/>
-        </w:rPr>
-      </w:pPr>
       <w:r>
         <w:rPr>
           <w:rFonts w:hint="eastAsia"/>
@@ -1835,11 +1404,6 @@
       </w:r>
     </w:p>
     <w:p>
-      <w:pPr>
-        <w:rPr>
-          <w:rFonts w:hint="eastAsia"/>
-        </w:rPr>
-      </w:pPr>
       <w:r>
         <w:rPr>
           <w:rFonts w:hint="eastAsia"/>
@@ -1847,19 +1411,10 @@
         <w:t>db.foo.bar.insert({a:MaxKey()})</w:t>
       </w:r>
     </w:p>
-    <w:p>
-      <w:pPr>
-        <w:rPr>
-          <w:rFonts w:hint="eastAsia"/>
-        </w:rPr>
-      </w:pPr>
-    </w:p>
+    <w:p/>
     <w:p>
       <w:pPr>
         <w:pStyle w:val="Heading3"/>
-        <w:rPr>
-          <w:rFonts w:hint="eastAsia"/>
-        </w:rPr>
       </w:pPr>
       <w:r>
         <w:rPr>
@@ -1928,9 +1483,6 @@
           <w:p>
             <w:pPr>
               <w:ind w:left="0"/>
-              <w:rPr>
-                <w:rFonts w:hint="eastAsia"/>
-              </w:rPr>
             </w:pPr>
             <w:r>
               <w:rPr>
@@ -1952,43 +1504,16 @@
               <w:rPr>
                 <w:rFonts w:hint="eastAsia"/>
               </w:rPr>
-              <w:t>NumberLong</w:t>
-            </w:r>
-            <w:r>
-              <w:rPr>
-                <w:rFonts w:hint="eastAsia"/>
-              </w:rPr>
-              <w:t>(</w:t>
-            </w:r>
-            <w:r>
-              <w:rPr>
-                <w:rFonts w:hint="eastAsia"/>
-              </w:rPr>
-              <w:t xml:space="preserve"> number </w:t>
-            </w:r>
-            <w:r>
-              <w:rPr>
-                <w:rFonts w:hint="eastAsia"/>
-              </w:rPr>
-              <w:t>)</w:t>
+              <w:t>NumberLong( number )</w:t>
             </w:r>
           </w:p>
         </w:tc>
       </w:tr>
     </w:tbl>
-    <w:p>
-      <w:pPr>
-        <w:rPr>
-          <w:rFonts w:hint="eastAsia"/>
-        </w:rPr>
-      </w:pPr>
-    </w:p>
+    <w:p/>
     <w:p>
       <w:pPr>
         <w:pStyle w:val="Heading4"/>
-        <w:rPr>
-          <w:rFonts w:hint="eastAsia"/>
-        </w:rPr>
       </w:pPr>
       <w:r>
         <w:rPr>
@@ -1998,11 +1523,6 @@
       </w:r>
     </w:p>
     <w:p>
-      <w:pPr>
-        <w:rPr>
-          <w:rFonts w:hint="eastAsia"/>
-        </w:rPr>
-      </w:pPr>
       <w:r>
         <w:rPr>
           <w:rFonts w:hint="eastAsia"/>
@@ -2037,6 +1557,27 @@
     </w:p>
     <w:p>
       <w:pPr>
+        <w:rPr>
+          <w:rFonts w:hint="eastAsia"/>
+        </w:rPr>
+      </w:pPr>
+      <w:r>
+        <w:rPr>
+          <w:rFonts w:hint="eastAsia"/>
+        </w:rPr>
+        <w:t>或者</w:t>
+      </w:r>
+    </w:p>
+    <w:p>
+      <w:r>
+        <w:rPr>
+          <w:rFonts w:hint="eastAsia"/>
+        </w:rPr>
+        <w:t>db.foo.bar.insert({a:NumberLong("100")})</w:t>
+      </w:r>
+    </w:p>
+    <w:p>
+      <w:pPr>
         <w:pStyle w:val="Heading2"/>
       </w:pPr>
       <w:r>
@@ -2055,7 +1596,6 @@
     <w:p>
       <w:pPr>
         <w:rPr>
-          <w:rFonts w:hint="eastAsia"/>
           <w:color w:val="00B0F0"/>
         </w:rPr>
       </w:pPr>
@@ -2064,70 +1604,98 @@
           <w:rFonts w:hint="eastAsia"/>
           <w:color w:val="00B0F0"/>
         </w:rPr>
-        <w:t>js</w:t>
+        <w:t>NumerLong</w:t>
       </w:r>
       <w:r>
         <w:rPr>
           <w:rFonts w:hint="eastAsia"/>
           <w:color w:val="00B0F0"/>
         </w:rPr>
-        <w:t>中没有原生</w:t>
+        <w:t>中数字类型的参数类型为</w:t>
       </w:r>
       <w:r>
         <w:rPr>
           <w:rFonts w:hint="eastAsia"/>
           <w:color w:val="00B0F0"/>
         </w:rPr>
-        <w:t>64</w:t>
+        <w:t>double</w:t>
       </w:r>
       <w:r>
         <w:rPr>
           <w:rFonts w:hint="eastAsia"/>
           <w:color w:val="00B0F0"/>
         </w:rPr>
-        <w:t>位整数，在参数传递时以</w:t>
+        <w:t>。当操作超过精度的值时使用字符串类型的参数。</w:t>
       </w:r>
       <w:r>
         <w:rPr>
           <w:rFonts w:hint="eastAsia"/>
           <w:color w:val="00B0F0"/>
         </w:rPr>
-        <w:t>double</w:t>
+        <w:t>(</w:t>
       </w:r>
       <w:r>
         <w:rPr>
           <w:rFonts w:hint="eastAsia"/>
           <w:color w:val="00B0F0"/>
         </w:rPr>
-        <w:t>代替。这样在使用</w:t>
+        <w:t>目前打印时</w:t>
       </w:r>
       <w:r>
         <w:rPr>
           <w:rFonts w:hint="eastAsia"/>
           <w:color w:val="00B0F0"/>
         </w:rPr>
-        <w:t>NumberLong</w:t>
+        <w:t>调用</w:t>
       </w:r>
       <w:r>
         <w:rPr>
           <w:rFonts w:hint="eastAsia"/>
           <w:color w:val="00B0F0"/>
         </w:rPr>
-        <w:t>时当参数接近</w:t>
+        <w:t>JSON.parse()</w:t>
       </w:r>
       <w:r>
         <w:rPr>
           <w:rFonts w:hint="eastAsia"/>
           <w:color w:val="00B0F0"/>
         </w:rPr>
-        <w:t>2^56</w:t>
+        <w:t>，</w:t>
       </w:r>
       <w:r>
         <w:rPr>
           <w:rFonts w:hint="eastAsia"/>
           <w:color w:val="00B0F0"/>
         </w:rPr>
-        <w:t>时数字开始变得不准确。</w:t>
+        <w:t xml:space="preserve"> </w:t>
+      </w:r>
+      <w:r>
+        <w:rPr>
+          <w:rFonts w:hint="eastAsia"/>
+          <w:color w:val="00B0F0"/>
+        </w:rPr>
+        <w:t>即使使用</w:t>
+      </w:r>
+      <w:r>
+        <w:rPr>
+          <w:rFonts w:hint="eastAsia"/>
+          <w:color w:val="00B0F0"/>
+        </w:rPr>
+        <w:t>stirng</w:t>
+      </w:r>
+      <w:r>
+        <w:rPr>
+          <w:rFonts w:hint="eastAsia"/>
+          <w:color w:val="00B0F0"/>
+        </w:rPr>
+        <w:t>参数的方法，显示依然存在问题</w:t>
+      </w:r>
+      <w:r>
+        <w:rPr>
+          <w:rFonts w:hint="eastAsia"/>
+          <w:color w:val="00B0F0"/>
+        </w:rPr>
+        <w:t>)</w:t>
       </w:r>
     </w:p>
     <w:p>
